--- a/Lab/24-S3-2025-SEDQ/salida/mediana_salas_cine_formulacion_ejecucion_v1_1.docx
+++ b/Lab/24-S3-2025-SEDQ/salida/mediana_salas_cine_formulacion_ejecucion_v1_1.docx
@@ -66,7 +66,7 @@
       <w:r>
         <w:drawing>
           <wp:inline>
-            <wp:extent cx="3599999" cy="3308108"/>
+            <wp:extent cx="3599999" cy="1865454"/>
             <wp:effectExtent b="0" l="0" r="0" t="0"/>
             <wp:docPr descr="image" title="" id="21" name="Picture"/>
             <a:graphic>
@@ -96,7 +96,7 @@
                   <pic:spPr bwMode="auto">
                     <a:xfrm>
                       <a:off x="0" y="0"/>
-                      <a:ext cx="3599999" cy="3308108"/>
+                      <a:ext cx="3599999" cy="1865454"/>
                     </a:xfrm>
                     <a:prstGeom prst="rect">
                       <a:avLst/>
@@ -134,7 +134,7 @@
         </w:numPr>
       </w:pPr>
       <w:r>
-        <w:t xml:space="preserve">¿Cuál de las siguientes afirmaciones explica correctamente cómo calcular la mediana de asistencia para las 7 salas de cine?</w:t>
+        <w:t xml:space="preserve">¿Cuál de las siguientes afirmaciones explica correctamente cómo calcular la mediana de asistencia para las 15 salas de cine?</w:t>
       </w:r>
     </w:p>
     <w:p>
@@ -166,7 +166,7 @@
         </w:numPr>
       </w:pPr>
       <w:r>
-        <w:t xml:space="preserve">La mediana es 359 porque es el valor que divide el conjunto ordenado en dos mitades iguales</w:t>
+        <w:t xml:space="preserve">La mediana es 419 porque es el dato que aparece con mayor frecuencia</w:t>
       </w:r>
     </w:p>
     <w:p>
@@ -177,7 +177,7 @@
         </w:numPr>
       </w:pPr>
       <w:r>
-        <w:t xml:space="preserve">La mediana es 212 porque representa el límite inferior de los datos</w:t>
+        <w:t xml:space="preserve">La mediana es 381.2 porque se calcula sumando todos los valores y dividiendo por el número de datos</w:t>
       </w:r>
     </w:p>
     <w:p>
@@ -188,7 +188,7 @@
         </w:numPr>
       </w:pPr>
       <w:r>
-        <w:t xml:space="preserve">La mediana es 342 porque representa la diferencia entre el valor máximo y mínimo</w:t>
+        <w:t xml:space="preserve">La mediana es 464 porque es el límite superior de los datos</w:t>
       </w:r>
     </w:p>
     <w:p>
@@ -199,7 +199,7 @@
         </w:numPr>
       </w:pPr>
       <w:r>
-        <w:t xml:space="preserve">La mediana es 223 porque es el valor central sin necesidad de ordenar los datos</w:t>
+        <w:t xml:space="preserve">La mediana es 385 porque es el valor que divide el conjunto ordenado en dos mitades iguales</w:t>
       </w:r>
     </w:p>
     <w:p>
@@ -314,7 +314,7 @@
         </w:numPr>
       </w:pPr>
       <w:r>
-        <w:t xml:space="preserve">445, 223, 554, 423, 217, 359, 212</w:t>
+        <w:t xml:space="preserve">406, 253, 322, 424, 455, 419, 346, 437, 340, 385, 464, 415, 337, 362, 353</w:t>
       </w:r>
     </w:p>
     <w:p>
@@ -340,7 +340,7 @@
         </w:numPr>
       </w:pPr>
       <w:r>
-        <w:t xml:space="preserve">212, 217, 223, 359, 423, 445, 554</w:t>
+        <w:t xml:space="preserve">253, 322, 337, 340, 346, 353, 362, 385, 406, 415, 419, 424, 437, 455, 464</w:t>
       </w:r>
     </w:p>
     <w:p>
@@ -361,7 +361,7 @@
         <w:t xml:space="preserve"> </w:t>
       </w:r>
       <w:r>
-        <w:t xml:space="preserve">n = 7</w:t>
+        <w:t xml:space="preserve">n = 15</w:t>
       </w:r>
     </w:p>
     <w:p>
@@ -402,7 +402,7 @@
         <w:t xml:space="preserve"> </w:t>
       </w:r>
       <w:r>
-        <w:t xml:space="preserve">de datos (n = 7 ), la mediana es el</w:t>
+        <w:t xml:space="preserve">de datos (n = 15 ), la mediana es el</w:t>
       </w:r>
       <w:r>
         <w:t xml:space="preserve"> </w:t>
@@ -436,7 +436,7 @@
         <w:t xml:space="preserve"> </w:t>
       </w:r>
       <w:r>
-        <w:t xml:space="preserve">(n + 1)/2 = ( 7 + 1)/2 = 4</w:t>
+        <w:t xml:space="preserve">(n + 1)/2 = ( 15 + 1)/2 = 8</w:t>
       </w:r>
     </w:p>
     <w:p>
@@ -457,7 +457,7 @@
         <w:t xml:space="preserve"> </w:t>
       </w:r>
       <w:r>
-        <w:t xml:space="preserve">posición 4 = 359</w:t>
+        <w:t xml:space="preserve">posición 8 = 385</w:t>
       </w:r>
     </w:p>
     <w:p>
@@ -492,7 +492,7 @@
           <w:b/>
           <w:bCs/>
         </w:rPr>
-        <w:t xml:space="preserve">359</w:t>
+        <w:t xml:space="preserve">385</w:t>
       </w:r>
       <w:r>
         <w:t xml:space="preserve">, lo que significa que:</w:t>
@@ -506,7 +506,7 @@
         </w:numPr>
       </w:pPr>
       <w:r>
-        <w:t xml:space="preserve">El 50% de las salas tuvieron una asistencia menor o igual a 359</w:t>
+        <w:t xml:space="preserve">El 50% de las salas tuvieron una asistencia menor o igual a 385</w:t>
       </w:r>
     </w:p>
     <w:p>
@@ -517,7 +517,7 @@
         </w:numPr>
       </w:pPr>
       <w:r>
-        <w:t xml:space="preserve">El 50% de las salas tuvieron una asistencia mayor o igual a 359</w:t>
+        <w:t xml:space="preserve">El 50% de las salas tuvieron una asistencia mayor o igual a 385</w:t>
       </w:r>
     </w:p>
     <w:p>
@@ -552,7 +552,7 @@
         <w:t xml:space="preserve"> </w:t>
       </w:r>
       <w:r>
-        <w:t xml:space="preserve">La mediana es 359 porque es el valor que divide el conjunto ordenado en dos mitades iguales</w:t>
+        <w:t xml:space="preserve">La mediana es 385 porque es el valor que divide el conjunto ordenado en dos mitades iguales</w:t>
       </w:r>
     </w:p>
     <w:p>
@@ -588,7 +588,7 @@
         <w:t xml:space="preserve"> </w:t>
       </w:r>
       <w:r>
-        <w:t xml:space="preserve">La mediana es 342 porque representa la diferencia entre el valor máximo y mínimo</w:t>
+        <w:t xml:space="preserve">La mediana es 464 porque es el límite superior de los datos</w:t>
       </w:r>
       <w:r>
         <w:t xml:space="preserve"> </w:t>
@@ -613,13 +613,13 @@
           <w:b/>
           <w:bCs/>
         </w:rPr>
-        <w:t xml:space="preserve">Opción B :</w:t>
-      </w:r>
-      <w:r>
-        <w:t xml:space="preserve"> </w:t>
-      </w:r>
-      <w:r>
-        <w:t xml:space="preserve">La mediana es 212 porque representa el límite inferior de los datos</w:t>
+        <w:t xml:space="preserve">Opción C :</w:t>
+      </w:r>
+      <w:r>
+        <w:t xml:space="preserve"> </w:t>
+      </w:r>
+      <w:r>
+        <w:t xml:space="preserve">La mediana es 381.2 porque se calcula sumando todos los valores y dividiendo por el número de datos</w:t>
       </w:r>
       <w:r>
         <w:t xml:space="preserve"> </w:t>
@@ -629,7 +629,7 @@
           <w:i/>
           <w:iCs/>
         </w:rPr>
-        <w:t xml:space="preserve">Error en el procedimiento de cálculo.</w:t>
+        <w:t xml:space="preserve">Error conceptual: Confunde mediana con media aritmética.</w:t>
       </w:r>
     </w:p>
     <w:p>
@@ -650,7 +650,7 @@
         <w:t xml:space="preserve"> </w:t>
       </w:r>
       <w:r>
-        <w:t xml:space="preserve">La mediana es 223 porque es el valor central sin necesidad de ordenar los datos</w:t>
+        <w:t xml:space="preserve">La mediana es 419 porque es el dato que aparece con mayor frecuencia</w:t>
       </w:r>
       <w:r>
         <w:t xml:space="preserve"> </w:t>
@@ -660,7 +660,7 @@
           <w:i/>
           <w:iCs/>
         </w:rPr>
-        <w:t xml:space="preserve">Error procedimental: No comprende que los datos deben ordenarse.</w:t>
+        <w:t xml:space="preserve">Error en el procedimiento de cálculo.</w:t>
       </w:r>
     </w:p>
     <w:p>
@@ -711,7 +711,7 @@
           <w:b/>
           <w:bCs/>
         </w:rPr>
-        <w:t xml:space="preserve">359</w:t>
+        <w:t xml:space="preserve">385</w:t>
       </w:r>
       <w:r>
         <w:t xml:space="preserve">.</w:t>
@@ -725,45 +725,45 @@
         </w:numPr>
       </w:pPr>
       <w:r>
+        <w:t xml:space="preserve">Falso</w:t>
+      </w:r>
+    </w:p>
+    <w:p>
+      <w:pPr>
+        <w:numPr>
+          <w:ilvl w:val="1"/>
+          <w:numId w:val="1006"/>
+        </w:numPr>
+      </w:pPr>
+      <w:r>
+        <w:t xml:space="preserve">Falso</w:t>
+      </w:r>
+    </w:p>
+    <w:p>
+      <w:pPr>
+        <w:numPr>
+          <w:ilvl w:val="1"/>
+          <w:numId w:val="1006"/>
+        </w:numPr>
+      </w:pPr>
+      <w:r>
+        <w:t xml:space="preserve">Falso</w:t>
+      </w:r>
+    </w:p>
+    <w:p>
+      <w:pPr>
+        <w:numPr>
+          <w:ilvl w:val="1"/>
+          <w:numId w:val="1006"/>
+        </w:numPr>
+      </w:pPr>
+      <w:r>
         <w:t xml:space="preserve">Verdadero</w:t>
       </w:r>
     </w:p>
     <w:p>
       <w:pPr>
         <w:numPr>
-          <w:ilvl w:val="1"/>
-          <w:numId w:val="1006"/>
-        </w:numPr>
-      </w:pPr>
-      <w:r>
-        <w:t xml:space="preserve">Falso</w:t>
-      </w:r>
-    </w:p>
-    <w:p>
-      <w:pPr>
-        <w:numPr>
-          <w:ilvl w:val="1"/>
-          <w:numId w:val="1006"/>
-        </w:numPr>
-      </w:pPr>
-      <w:r>
-        <w:t xml:space="preserve">Falso</w:t>
-      </w:r>
-    </w:p>
-    <w:p>
-      <w:pPr>
-        <w:numPr>
-          <w:ilvl w:val="1"/>
-          <w:numId w:val="1006"/>
-        </w:numPr>
-      </w:pPr>
-      <w:r>
-        <w:t xml:space="preserve">Falso</w:t>
-      </w:r>
-    </w:p>
-    <w:p>
-      <w:pPr>
-        <w:numPr>
           <w:ilvl w:val="0"/>
           <w:numId w:val="1001"/>
         </w:numPr>
@@ -779,7 +779,7 @@
         <w:br/>
       </w:r>
       <w:r>
-        <w:t xml:space="preserve">El centro comercial Multiplex Norte registró la asistencia de espectadores durante una semana en sus diferentes salas estándar que proyectaban películas de comedia. Los datos se muestran en la siguiente tabla:</w:t>
+        <w:t xml:space="preserve">El centro comercial Cineplex Central registró la asistencia de espectadores durante una semana en sus diferentes salas VIP que proyectaban películas de acción. Los datos se muestran en la siguiente tabla:</w:t>
       </w:r>
     </w:p>
     <w:p>
@@ -792,7 +792,7 @@
       <w:r>
         <w:drawing>
           <wp:inline>
-            <wp:extent cx="3599999" cy="2464864"/>
+            <wp:extent cx="3599999" cy="1243636"/>
             <wp:effectExtent b="0" l="0" r="0" t="0"/>
             <wp:docPr descr="image" title="" id="31" name="Picture"/>
             <a:graphic>
@@ -822,7 +822,7 @@
                   <pic:spPr bwMode="auto">
                     <a:xfrm>
                       <a:off x="0" y="0"/>
-                      <a:ext cx="3599999" cy="2464864"/>
+                      <a:ext cx="3599999" cy="1243636"/>
                     </a:xfrm>
                     <a:prstGeom prst="rect">
                       <a:avLst/>
@@ -860,7 +860,7 @@
         </w:numPr>
       </w:pPr>
       <w:r>
-        <w:t xml:space="preserve">¿Cuál de las siguientes afirmaciones explica correctamente cómo calcular la mediana de asistencia para las 5 salas de cine?</w:t>
+        <w:t xml:space="preserve">¿Cuál de las siguientes afirmaciones explica correctamente cómo calcular la mediana de asistencia para las 10 salas de cine?</w:t>
       </w:r>
     </w:p>
     <w:p>
@@ -892,7 +892,7 @@
         </w:numPr>
       </w:pPr>
       <w:r>
-        <w:t xml:space="preserve">La mediana es 301 porque está en la posición n/2 del conjunto ordenado</w:t>
+        <w:t xml:space="preserve">La mediana es 393 porque ocupa la posición central calculada como n÷2</w:t>
       </w:r>
     </w:p>
     <w:p>
@@ -903,7 +903,7 @@
         </w:numPr>
       </w:pPr>
       <w:r>
-        <w:t xml:space="preserve">La mediana es 330 porque se obtiene al aplicar la fórmula (máximo + mínimo) / 2</w:t>
+        <w:t xml:space="preserve">La mediana es 313 porque mide la dispersión de los valores</w:t>
       </w:r>
     </w:p>
     <w:p>
@@ -914,7 +914,7 @@
         </w:numPr>
       </w:pPr>
       <w:r>
-        <w:t xml:space="preserve">La mediana es 301 porque está en la posición central de los datos originales</w:t>
+        <w:t xml:space="preserve">La mediana es 404.5 porque es el valor que mejor representa el conjunto</w:t>
       </w:r>
     </w:p>
     <w:p>
@@ -925,7 +925,7 @@
         </w:numPr>
       </w:pPr>
       <w:r>
-        <w:t xml:space="preserve">La mediana es 330 porque ocupa la posición (n+1)/2 = 3 en los datos ordenados</w:t>
+        <w:t xml:space="preserve">La mediana es 404.5 porque es la media aritmética de los valores en las posiciones 5 y 6 del conjunto ordenado</w:t>
       </w:r>
     </w:p>
     <w:p>
@@ -1040,7 +1040,7 @@
         </w:numPr>
       </w:pPr>
       <w:r>
-        <w:t xml:space="preserve">341, 330, 301, 336, 200</w:t>
+        <w:t xml:space="preserve">347, 200, 416, 393, 437, 495, 513, 253, 202, 492</w:t>
       </w:r>
     </w:p>
     <w:p>
@@ -1066,7 +1066,7 @@
         </w:numPr>
       </w:pPr>
       <w:r>
-        <w:t xml:space="preserve">200, 301, 330, 336, 341</w:t>
+        <w:t xml:space="preserve">200, 202, 253, 347, 393, 416, 437, 492, 495, 513</w:t>
       </w:r>
     </w:p>
     <w:p>
@@ -1087,7 +1087,7 @@
         <w:t xml:space="preserve"> </w:t>
       </w:r>
       <w:r>
-        <w:t xml:space="preserve">n = 5</w:t>
+        <w:t xml:space="preserve">n = 10</w:t>
       </w:r>
     </w:p>
     <w:p>
@@ -1122,23 +1122,23 @@
           <w:b/>
           <w:bCs/>
         </w:rPr>
-        <w:t xml:space="preserve">número impar</w:t>
-      </w:r>
-      <w:r>
-        <w:t xml:space="preserve"> </w:t>
-      </w:r>
-      <w:r>
-        <w:t xml:space="preserve">de datos (n = 5 ), la mediana es el</w:t>
-      </w:r>
-      <w:r>
-        <w:t xml:space="preserve"> </w:t>
-      </w:r>
-      <w:r>
-        <w:rPr>
-          <w:b/>
-          <w:bCs/>
-        </w:rPr>
-        <w:t xml:space="preserve">valor central</w:t>
+        <w:t xml:space="preserve">número par</w:t>
+      </w:r>
+      <w:r>
+        <w:t xml:space="preserve"> </w:t>
+      </w:r>
+      <w:r>
+        <w:t xml:space="preserve">de datos (n = 10 ), la mediana se calcula como el</w:t>
+      </w:r>
+      <w:r>
+        <w:t xml:space="preserve"> </w:t>
+      </w:r>
+      <w:r>
+        <w:rPr>
+          <w:b/>
+          <w:bCs/>
+        </w:rPr>
+        <w:t xml:space="preserve">promedio de los dos valores centrales</w:t>
       </w:r>
       <w:r>
         <w:t xml:space="preserve">.</w:t>
@@ -1156,34 +1156,97 @@
           <w:b/>
           <w:bCs/>
         </w:rPr>
-        <w:t xml:space="preserve">Posición del valor central:</w:t>
-      </w:r>
-      <w:r>
-        <w:t xml:space="preserve"> </w:t>
-      </w:r>
-      <w:r>
-        <w:t xml:space="preserve">(n + 1)/2 = ( 5 + 1)/2 = 3</w:t>
-      </w:r>
-    </w:p>
-    <w:p>
-      <w:pPr>
-        <w:numPr>
-          <w:ilvl w:val="0"/>
-          <w:numId w:val="1000"/>
-        </w:numPr>
-      </w:pPr>
-      <w:r>
-        <w:rPr>
-          <w:b/>
-          <w:bCs/>
-        </w:rPr>
-        <w:t xml:space="preserve">Mediana:</w:t>
-      </w:r>
-      <w:r>
-        <w:t xml:space="preserve"> </w:t>
-      </w:r>
-      <w:r>
-        <w:t xml:space="preserve">posición 3 = 330</w:t>
+        <w:t xml:space="preserve">Posición del primer valor central:</w:t>
+      </w:r>
+      <w:r>
+        <w:t xml:space="preserve"> </w:t>
+      </w:r>
+      <w:r>
+        <w:t xml:space="preserve">n/2 = 10 /2 = 5</w:t>
+      </w:r>
+    </w:p>
+    <w:p>
+      <w:pPr>
+        <w:numPr>
+          <w:ilvl w:val="1"/>
+          <w:numId w:val="1008"/>
+        </w:numPr>
+      </w:pPr>
+      <w:r>
+        <w:rPr>
+          <w:b/>
+          <w:bCs/>
+        </w:rPr>
+        <w:t xml:space="preserve">Posición del segundo valor central:</w:t>
+      </w:r>
+      <w:r>
+        <w:t xml:space="preserve"> </w:t>
+      </w:r>
+      <w:r>
+        <w:t xml:space="preserve">(n/2) + 1 = 5 + 1 = 6</w:t>
+      </w:r>
+    </w:p>
+    <w:p>
+      <w:pPr>
+        <w:numPr>
+          <w:ilvl w:val="1"/>
+          <w:numId w:val="1008"/>
+        </w:numPr>
+      </w:pPr>
+      <w:r>
+        <w:rPr>
+          <w:b/>
+          <w:bCs/>
+        </w:rPr>
+        <w:t xml:space="preserve">Primer valor central:</w:t>
+      </w:r>
+      <w:r>
+        <w:t xml:space="preserve"> </w:t>
+      </w:r>
+      <w:r>
+        <w:t xml:space="preserve">posición 5 = 393</w:t>
+      </w:r>
+    </w:p>
+    <w:p>
+      <w:pPr>
+        <w:numPr>
+          <w:ilvl w:val="1"/>
+          <w:numId w:val="1008"/>
+        </w:numPr>
+      </w:pPr>
+      <w:r>
+        <w:rPr>
+          <w:b/>
+          <w:bCs/>
+        </w:rPr>
+        <w:t xml:space="preserve">Segundo valor central:</w:t>
+      </w:r>
+      <w:r>
+        <w:t xml:space="preserve"> </w:t>
+      </w:r>
+      <w:r>
+        <w:t xml:space="preserve">posición 6 = 416</w:t>
+      </w:r>
+    </w:p>
+    <w:p>
+      <w:pPr>
+        <w:numPr>
+          <w:ilvl w:val="0"/>
+          <w:numId w:val="1000"/>
+        </w:numPr>
+      </w:pPr>
+      <w:r>
+        <w:rPr>
+          <w:b/>
+          <w:bCs/>
+        </w:rPr>
+        <w:t xml:space="preserve">Cálculo de la mediana:</w:t>
+      </w:r>
+      <w:r>
+        <w:t xml:space="preserve"> </w:t>
+      </w:r>
+      <w:r>
+        <w:t xml:space="preserve">Mediana = ( 393 + 416 ) ÷ 2 = 809 ÷ 2 = ** 404.5 **</w:t>
       </w:r>
     </w:p>
     <w:p>
@@ -1218,7 +1281,7 @@
           <w:b/>
           <w:bCs/>
         </w:rPr>
-        <w:t xml:space="preserve">330</w:t>
+        <w:t xml:space="preserve">404.5</w:t>
       </w:r>
       <w:r>
         <w:t xml:space="preserve">, lo que significa que:</w:t>
@@ -1232,7 +1295,7 @@
         </w:numPr>
       </w:pPr>
       <w:r>
-        <w:t xml:space="preserve">El 50% de las salas tuvieron una asistencia menor o igual a 330</w:t>
+        <w:t xml:space="preserve">El 50% de las salas tuvieron una asistencia menor o igual a 404.5</w:t>
       </w:r>
     </w:p>
     <w:p>
@@ -1243,7 +1306,7 @@
         </w:numPr>
       </w:pPr>
       <w:r>
-        <w:t xml:space="preserve">El 50% de las salas tuvieron una asistencia mayor o igual a 330</w:t>
+        <w:t xml:space="preserve">El 50% de las salas tuvieron una asistencia mayor o igual a 404.5</w:t>
       </w:r>
     </w:p>
     <w:p>
@@ -1278,7 +1341,7 @@
         <w:t xml:space="preserve"> </w:t>
       </w:r>
       <w:r>
-        <w:t xml:space="preserve">La mediana es 330 porque ocupa la posición (n+1)/2 = 3 en los datos ordenados</w:t>
+        <w:t xml:space="preserve">La mediana es 404.5 porque es la media aritmética de los valores en las posiciones 5 y 6 del conjunto ordenado</w:t>
       </w:r>
     </w:p>
     <w:p>
@@ -1308,13 +1371,13 @@
           <w:b/>
           <w:bCs/>
         </w:rPr>
-        <w:t xml:space="preserve">Opción B :</w:t>
-      </w:r>
-      <w:r>
-        <w:t xml:space="preserve"> </w:t>
-      </w:r>
-      <w:r>
-        <w:t xml:space="preserve">La mediana es 301 porque está en la posición central de los datos originales</w:t>
+        <w:t xml:space="preserve">Opción A :</w:t>
+      </w:r>
+      <w:r>
+        <w:t xml:space="preserve"> </w:t>
+      </w:r>
+      <w:r>
+        <w:t xml:space="preserve">La mediana es 313 porque mide la dispersión de los valores</w:t>
       </w:r>
       <w:r>
         <w:t xml:space="preserve"> </w:t>
@@ -1339,13 +1402,13 @@
           <w:b/>
           <w:bCs/>
         </w:rPr>
-        <w:t xml:space="preserve">Opción C :</w:t>
-      </w:r>
-      <w:r>
-        <w:t xml:space="preserve"> </w:t>
-      </w:r>
-      <w:r>
-        <w:t xml:space="preserve">La mediana es 301 porque está en la posición n/2 del conjunto ordenado</w:t>
+        <w:t xml:space="preserve">Opción B :</w:t>
+      </w:r>
+      <w:r>
+        <w:t xml:space="preserve"> </w:t>
+      </w:r>
+      <w:r>
+        <w:t xml:space="preserve">La mediana es 404.5 porque es el valor que mejor representa el conjunto</w:t>
       </w:r>
       <w:r>
         <w:t xml:space="preserve"> </w:t>
@@ -1355,7 +1418,7 @@
           <w:i/>
           <w:iCs/>
         </w:rPr>
-        <w:t xml:space="preserve">Error en el procedimiento de cálculo.</w:t>
+        <w:t xml:space="preserve">Error conceptual: Justificación incorrecta para el valor correcto.</w:t>
       </w:r>
     </w:p>
     <w:p>
@@ -1370,13 +1433,13 @@
           <w:b/>
           <w:bCs/>
         </w:rPr>
-        <w:t xml:space="preserve">Opción D :</w:t>
-      </w:r>
-      <w:r>
-        <w:t xml:space="preserve"> </w:t>
-      </w:r>
-      <w:r>
-        <w:t xml:space="preserve">La mediana es 330 porque se obtiene al aplicar la fórmula (máximo + mínimo) / 2</w:t>
+        <w:t xml:space="preserve">Opción C :</w:t>
+      </w:r>
+      <w:r>
+        <w:t xml:space="preserve"> </w:t>
+      </w:r>
+      <w:r>
+        <w:t xml:space="preserve">La mediana es 393 porque ocupa la posición central calculada como n÷2</w:t>
       </w:r>
       <w:r>
         <w:t xml:space="preserve"> </w:t>
@@ -1437,7 +1500,7 @@
           <w:b/>
           <w:bCs/>
         </w:rPr>
-        <w:t xml:space="preserve">330</w:t>
+        <w:t xml:space="preserve">404.5</w:t>
       </w:r>
       <w:r>
         <w:t xml:space="preserve">.</w:t>
@@ -1505,7 +1568,7 @@
         <w:br/>
       </w:r>
       <w:r>
-        <w:t xml:space="preserve">El centro comercial Multiplex Norte registró la asistencia de espectadores durante una semana en sus diferentes salas estándar que proyectaban películas de comedia. Los datos se muestran en la siguiente tabla:</w:t>
+        <w:t xml:space="preserve">El centro comercial Cinema City registró la asistencia de espectadores durante una semana en sus diferentes salas digitales que proyectaban películas de aventura. Los datos se muestran en la siguiente tabla:</w:t>
       </w:r>
     </w:p>
     <w:p>
@@ -1518,7 +1581,7 @@
       <w:r>
         <w:drawing>
           <wp:inline>
-            <wp:extent cx="3599999" cy="1259999"/>
+            <wp:extent cx="3599999" cy="2886486"/>
             <wp:effectExtent b="0" l="0" r="0" t="0"/>
             <wp:docPr descr="image" title="" id="41" name="Picture"/>
             <a:graphic>
@@ -1548,7 +1611,7 @@
                   <pic:spPr bwMode="auto">
                     <a:xfrm>
                       <a:off x="0" y="0"/>
-                      <a:ext cx="3599999" cy="1259999"/>
+                      <a:ext cx="3599999" cy="2886486"/>
                     </a:xfrm>
                     <a:prstGeom prst="rect">
                       <a:avLst/>
@@ -1586,7 +1649,7 @@
         </w:numPr>
       </w:pPr>
       <w:r>
-        <w:t xml:space="preserve">¿Cuál de las siguientes afirmaciones explica correctamente cómo calcular la mediana de asistencia para las 9 salas de cine?</w:t>
+        <w:t xml:space="preserve">¿Cuál de las siguientes afirmaciones explica correctamente cómo calcular la mediana de asistencia para las 6 salas de cine?</w:t>
       </w:r>
     </w:p>
     <w:p>
@@ -1618,7 +1681,7 @@
         </w:numPr>
       </w:pPr>
       <w:r>
-        <w:t xml:space="preserve">La mediana es 441.7 porque representa el promedio aritmético de todos los valores</w:t>
+        <w:t xml:space="preserve">La mediana es 453.5 porque es el promedio de los dos valores centrales (441 y 466) en el conjunto ordenado</w:t>
       </w:r>
     </w:p>
     <w:p>
@@ -1629,7 +1692,7 @@
         </w:numPr>
       </w:pPr>
       <w:r>
-        <w:t xml:space="preserve">La mediana es 285 porque es la amplitud del conjunto de datos</w:t>
+        <w:t xml:space="preserve">La mediana es 441 porque ocupa la posición central calculada como n÷2</w:t>
       </w:r>
     </w:p>
     <w:p>
@@ -1640,7 +1703,7 @@
         </w:numPr>
       </w:pPr>
       <w:r>
-        <w:t xml:space="preserve">La mediana es 448 porque es el valor que divide el conjunto ordenado en dos mitades iguales</w:t>
+        <w:t xml:space="preserve">La mediana es 453.7 porque se calcula sumando todos los valores y dividiendo por el número de datos</w:t>
       </w:r>
     </w:p>
     <w:p>
@@ -1651,7 +1714,7 @@
         </w:numPr>
       </w:pPr>
       <w:r>
-        <w:t xml:space="preserve">La mediana es 294 porque es el punto de partida para el cálculo</w:t>
+        <w:t xml:space="preserve">La mediana es 568 porque representa el valor más alto del conjunto</w:t>
       </w:r>
     </w:p>
     <w:p>
@@ -1766,7 +1829,7 @@
         </w:numPr>
       </w:pPr>
       <w:r>
-        <w:t xml:space="preserve">448, 294, 483, 417, 458, 384, 442, 579, 470</w:t>
+        <w:t xml:space="preserve">568, 466, 441, 467, 341, 439</w:t>
       </w:r>
     </w:p>
     <w:p>
@@ -1792,7 +1855,7 @@
         </w:numPr>
       </w:pPr>
       <w:r>
-        <w:t xml:space="preserve">294, 384, 417, 442, 448, 458, 470, 483, 579</w:t>
+        <w:t xml:space="preserve">341, 439, 441, 466, 467, 568</w:t>
       </w:r>
     </w:p>
     <w:p>
@@ -1813,7 +1876,7 @@
         <w:t xml:space="preserve"> </w:t>
       </w:r>
       <w:r>
-        <w:t xml:space="preserve">n = 9</w:t>
+        <w:t xml:space="preserve">n = 6</w:t>
       </w:r>
     </w:p>
     <w:p>
@@ -1848,23 +1911,23 @@
           <w:b/>
           <w:bCs/>
         </w:rPr>
-        <w:t xml:space="preserve">número impar</w:t>
-      </w:r>
-      <w:r>
-        <w:t xml:space="preserve"> </w:t>
-      </w:r>
-      <w:r>
-        <w:t xml:space="preserve">de datos (n = 9 ), la mediana es el</w:t>
-      </w:r>
-      <w:r>
-        <w:t xml:space="preserve"> </w:t>
-      </w:r>
-      <w:r>
-        <w:rPr>
-          <w:b/>
-          <w:bCs/>
-        </w:rPr>
-        <w:t xml:space="preserve">valor central</w:t>
+        <w:t xml:space="preserve">número par</w:t>
+      </w:r>
+      <w:r>
+        <w:t xml:space="preserve"> </w:t>
+      </w:r>
+      <w:r>
+        <w:t xml:space="preserve">de datos (n = 6 ), la mediana se calcula como el</w:t>
+      </w:r>
+      <w:r>
+        <w:t xml:space="preserve"> </w:t>
+      </w:r>
+      <w:r>
+        <w:rPr>
+          <w:b/>
+          <w:bCs/>
+        </w:rPr>
+        <w:t xml:space="preserve">promedio de los dos valores centrales</w:t>
       </w:r>
       <w:r>
         <w:t xml:space="preserve">.</w:t>
@@ -1882,34 +1945,97 @@
           <w:b/>
           <w:bCs/>
         </w:rPr>
-        <w:t xml:space="preserve">Posición del valor central:</w:t>
-      </w:r>
-      <w:r>
-        <w:t xml:space="preserve"> </w:t>
-      </w:r>
-      <w:r>
-        <w:t xml:space="preserve">(n + 1)/2 = ( 9 + 1)/2 = 5</w:t>
-      </w:r>
-    </w:p>
-    <w:p>
-      <w:pPr>
-        <w:numPr>
-          <w:ilvl w:val="0"/>
-          <w:numId w:val="1000"/>
-        </w:numPr>
-      </w:pPr>
-      <w:r>
-        <w:rPr>
-          <w:b/>
-          <w:bCs/>
-        </w:rPr>
-        <w:t xml:space="preserve">Mediana:</w:t>
-      </w:r>
-      <w:r>
-        <w:t xml:space="preserve"> </w:t>
-      </w:r>
-      <w:r>
-        <w:t xml:space="preserve">posición 5 = 448</w:t>
+        <w:t xml:space="preserve">Posición del primer valor central:</w:t>
+      </w:r>
+      <w:r>
+        <w:t xml:space="preserve"> </w:t>
+      </w:r>
+      <w:r>
+        <w:t xml:space="preserve">n/2 = 6 /2 = 3</w:t>
+      </w:r>
+    </w:p>
+    <w:p>
+      <w:pPr>
+        <w:numPr>
+          <w:ilvl w:val="1"/>
+          <w:numId w:val="1013"/>
+        </w:numPr>
+      </w:pPr>
+      <w:r>
+        <w:rPr>
+          <w:b/>
+          <w:bCs/>
+        </w:rPr>
+        <w:t xml:space="preserve">Posición del segundo valor central:</w:t>
+      </w:r>
+      <w:r>
+        <w:t xml:space="preserve"> </w:t>
+      </w:r>
+      <w:r>
+        <w:t xml:space="preserve">(n/2) + 1 = 3 + 1 = 4</w:t>
+      </w:r>
+    </w:p>
+    <w:p>
+      <w:pPr>
+        <w:numPr>
+          <w:ilvl w:val="1"/>
+          <w:numId w:val="1013"/>
+        </w:numPr>
+      </w:pPr>
+      <w:r>
+        <w:rPr>
+          <w:b/>
+          <w:bCs/>
+        </w:rPr>
+        <w:t xml:space="preserve">Primer valor central:</w:t>
+      </w:r>
+      <w:r>
+        <w:t xml:space="preserve"> </w:t>
+      </w:r>
+      <w:r>
+        <w:t xml:space="preserve">posición 3 = 441</w:t>
+      </w:r>
+    </w:p>
+    <w:p>
+      <w:pPr>
+        <w:numPr>
+          <w:ilvl w:val="1"/>
+          <w:numId w:val="1013"/>
+        </w:numPr>
+      </w:pPr>
+      <w:r>
+        <w:rPr>
+          <w:b/>
+          <w:bCs/>
+        </w:rPr>
+        <w:t xml:space="preserve">Segundo valor central:</w:t>
+      </w:r>
+      <w:r>
+        <w:t xml:space="preserve"> </w:t>
+      </w:r>
+      <w:r>
+        <w:t xml:space="preserve">posición 4 = 466</w:t>
+      </w:r>
+    </w:p>
+    <w:p>
+      <w:pPr>
+        <w:numPr>
+          <w:ilvl w:val="0"/>
+          <w:numId w:val="1000"/>
+        </w:numPr>
+      </w:pPr>
+      <w:r>
+        <w:rPr>
+          <w:b/>
+          <w:bCs/>
+        </w:rPr>
+        <w:t xml:space="preserve">Cálculo de la mediana:</w:t>
+      </w:r>
+      <w:r>
+        <w:t xml:space="preserve"> </w:t>
+      </w:r>
+      <w:r>
+        <w:t xml:space="preserve">Mediana = ( 441 + 466 ) ÷ 2 = 907 ÷ 2 = ** 453.5 **</w:t>
       </w:r>
     </w:p>
     <w:p>
@@ -1944,7 +2070,7 @@
           <w:b/>
           <w:bCs/>
         </w:rPr>
-        <w:t xml:space="preserve">448</w:t>
+        <w:t xml:space="preserve">453.5</w:t>
       </w:r>
       <w:r>
         <w:t xml:space="preserve">, lo que significa que:</w:t>
@@ -1958,7 +2084,7 @@
         </w:numPr>
       </w:pPr>
       <w:r>
-        <w:t xml:space="preserve">El 50% de las salas tuvieron una asistencia menor o igual a 448</w:t>
+        <w:t xml:space="preserve">El 50% de las salas tuvieron una asistencia menor o igual a 453.5</w:t>
       </w:r>
     </w:p>
     <w:p>
@@ -1969,7 +2095,7 @@
         </w:numPr>
       </w:pPr>
       <w:r>
-        <w:t xml:space="preserve">El 50% de las salas tuvieron una asistencia mayor o igual a 448</w:t>
+        <w:t xml:space="preserve">El 50% de las salas tuvieron una asistencia mayor o igual a 453.5</w:t>
       </w:r>
     </w:p>
     <w:p>
@@ -2004,7 +2130,7 @@
         <w:t xml:space="preserve"> </w:t>
       </w:r>
       <w:r>
-        <w:t xml:space="preserve">La mediana es 448 porque es el valor que divide el conjunto ordenado en dos mitades iguales</w:t>
+        <w:t xml:space="preserve">La mediana es 453.5 porque es el promedio de los dos valores centrales (441 y 466) en el conjunto ordenado</w:t>
       </w:r>
     </w:p>
     <w:p>
@@ -2040,7 +2166,7 @@
         <w:t xml:space="preserve"> </w:t>
       </w:r>
       <w:r>
-        <w:t xml:space="preserve">La mediana es 285 porque es la amplitud del conjunto de datos</w:t>
+        <w:t xml:space="preserve">La mediana es 568 porque representa el valor más alto del conjunto</w:t>
       </w:r>
       <w:r>
         <w:t xml:space="preserve"> </w:t>
@@ -2050,7 +2176,7 @@
           <w:i/>
           <w:iCs/>
         </w:rPr>
-        <w:t xml:space="preserve">Error en el procedimiento de cálculo.</w:t>
+        <w:t xml:space="preserve">Error conceptual: Confunde mediana con valor máximo.</w:t>
       </w:r>
     </w:p>
     <w:p>
@@ -2065,13 +2191,13 @@
           <w:b/>
           <w:bCs/>
         </w:rPr>
-        <w:t xml:space="preserve">Opción B :</w:t>
-      </w:r>
-      <w:r>
-        <w:t xml:space="preserve"> </w:t>
-      </w:r>
-      <w:r>
-        <w:t xml:space="preserve">La mediana es 441.7 porque representa el promedio aritmético de todos los valores</w:t>
+        <w:t xml:space="preserve">Opción C :</w:t>
+      </w:r>
+      <w:r>
+        <w:t xml:space="preserve"> </w:t>
+      </w:r>
+      <w:r>
+        <w:t xml:space="preserve">La mediana es 441 porque ocupa la posición central calculada como n÷2</w:t>
       </w:r>
       <w:r>
         <w:t xml:space="preserve"> </w:t>
@@ -2102,7 +2228,7 @@
         <w:t xml:space="preserve"> </w:t>
       </w:r>
       <w:r>
-        <w:t xml:space="preserve">La mediana es 294 porque es el punto de partida para el cálculo</w:t>
+        <w:t xml:space="preserve">La mediana es 453.7 porque se calcula sumando todos los valores y dividiendo por el número de datos</w:t>
       </w:r>
       <w:r>
         <w:t xml:space="preserve"> </w:t>
@@ -2112,7 +2238,7 @@
           <w:i/>
           <w:iCs/>
         </w:rPr>
-        <w:t xml:space="preserve">Error conceptual: Confunde mediana with valor mínimo.</w:t>
+        <w:t xml:space="preserve">Error conceptual: Confunde mediana con media aritmética.</w:t>
       </w:r>
     </w:p>
     <w:p>
@@ -2163,7 +2289,7 @@
           <w:b/>
           <w:bCs/>
         </w:rPr>
-        <w:t xml:space="preserve">448</w:t>
+        <w:t xml:space="preserve">453.5</w:t>
       </w:r>
       <w:r>
         <w:t xml:space="preserve">.</w:t>
@@ -2177,6 +2303,17 @@
         </w:numPr>
       </w:pPr>
       <w:r>
+        <w:t xml:space="preserve">Verdadero</w:t>
+      </w:r>
+    </w:p>
+    <w:p>
+      <w:pPr>
+        <w:numPr>
+          <w:ilvl w:val="1"/>
+          <w:numId w:val="1016"/>
+        </w:numPr>
+      </w:pPr>
+      <w:r>
         <w:t xml:space="preserve">Falso</w:t>
       </w:r>
     </w:p>
@@ -2189,17 +2326,6 @@
       </w:pPr>
       <w:r>
         <w:t xml:space="preserve">Falso</w:t>
-      </w:r>
-    </w:p>
-    <w:p>
-      <w:pPr>
-        <w:numPr>
-          <w:ilvl w:val="1"/>
-          <w:numId w:val="1016"/>
-        </w:numPr>
-      </w:pPr>
-      <w:r>
-        <w:t xml:space="preserve">Verdadero</w:t>
       </w:r>
     </w:p>
     <w:p>
@@ -2244,7 +2370,7 @@
       <w:r>
         <w:drawing>
           <wp:inline>
-            <wp:extent cx="3599999" cy="3308108"/>
+            <wp:extent cx="3599999" cy="2886486"/>
             <wp:effectExtent b="0" l="0" r="0" t="0"/>
             <wp:docPr descr="image" title="" id="51" name="Picture"/>
             <a:graphic>
@@ -2274,7 +2400,7 @@
                   <pic:spPr bwMode="auto">
                     <a:xfrm>
                       <a:off x="0" y="0"/>
-                      <a:ext cx="3599999" cy="3308108"/>
+                      <a:ext cx="3599999" cy="2886486"/>
                     </a:xfrm>
                     <a:prstGeom prst="rect">
                       <a:avLst/>
@@ -2312,7 +2438,7 @@
         </w:numPr>
       </w:pPr>
       <w:r>
-        <w:t xml:space="preserve">¿Cuál de las siguientes afirmaciones explica correctamente cómo calcular la mediana de asistencia para las 7 salas de cine?</w:t>
+        <w:t xml:space="preserve">¿Cuál de las siguientes afirmaciones explica correctamente cómo calcular la mediana de asistencia para las 6 salas de cine?</w:t>
       </w:r>
     </w:p>
     <w:p>
@@ -2344,7 +2470,7 @@
         </w:numPr>
       </w:pPr>
       <w:r>
-        <w:t xml:space="preserve">La mediana es 338 porque ocupa la posición central calculada como n÷2</w:t>
+        <w:t xml:space="preserve">La mediana es 473 porque se calcula como (434 + 512) ÷ 2 de los valores centrales</w:t>
       </w:r>
     </w:p>
     <w:p>
@@ -2355,7 +2481,7 @@
         </w:numPr>
       </w:pPr>
       <w:r>
-        <w:t xml:space="preserve">La mediana es 338 porque está en la posición central de los datos originales</w:t>
+        <w:t xml:space="preserve">La mediana es 455.8 porque se calcula sumando todos los valores y dividiendo por el número de datos</w:t>
       </w:r>
     </w:p>
     <w:p>
@@ -2366,7 +2492,7 @@
         </w:numPr>
       </w:pPr>
       <w:r>
-        <w:t xml:space="preserve">La mediana es 358 porque es el valor central (posición 4) en el conjunto de datos ordenados</w:t>
+        <w:t xml:space="preserve">La mediana es 434 porque ocupa la posición central calculada como n÷2</w:t>
       </w:r>
     </w:p>
     <w:p>
@@ -2377,7 +2503,7 @@
         </w:numPr>
       </w:pPr>
       <w:r>
-        <w:t xml:space="preserve">La mediana es 277 porque representa la diferencia entre el valor máximo y mínimo</w:t>
+        <w:t xml:space="preserve">La mediana es 547 porque se toma directamente el valor del medio de la tabla</w:t>
       </w:r>
     </w:p>
     <w:p>
@@ -2492,7 +2618,7 @@
         </w:numPr>
       </w:pPr>
       <w:r>
-        <w:t xml:space="preserve">338, 593, 326, 395, 370, 316, 358</w:t>
+        <w:t xml:space="preserve">512, 325, 547, 387, 434, 530</w:t>
       </w:r>
     </w:p>
     <w:p>
@@ -2518,7 +2644,7 @@
         </w:numPr>
       </w:pPr>
       <w:r>
-        <w:t xml:space="preserve">316, 326, 338, 358, 370, 395, 593</w:t>
+        <w:t xml:space="preserve">325, 387, 434, 512, 530, 547</w:t>
       </w:r>
     </w:p>
     <w:p>
@@ -2539,7 +2665,7 @@
         <w:t xml:space="preserve"> </w:t>
       </w:r>
       <w:r>
-        <w:t xml:space="preserve">n = 7</w:t>
+        <w:t xml:space="preserve">n = 6</w:t>
       </w:r>
     </w:p>
     <w:p>
@@ -2574,23 +2700,23 @@
           <w:b/>
           <w:bCs/>
         </w:rPr>
-        <w:t xml:space="preserve">número impar</w:t>
-      </w:r>
-      <w:r>
-        <w:t xml:space="preserve"> </w:t>
-      </w:r>
-      <w:r>
-        <w:t xml:space="preserve">de datos (n = 7 ), la mediana es el</w:t>
-      </w:r>
-      <w:r>
-        <w:t xml:space="preserve"> </w:t>
-      </w:r>
-      <w:r>
-        <w:rPr>
-          <w:b/>
-          <w:bCs/>
-        </w:rPr>
-        <w:t xml:space="preserve">valor central</w:t>
+        <w:t xml:space="preserve">número par</w:t>
+      </w:r>
+      <w:r>
+        <w:t xml:space="preserve"> </w:t>
+      </w:r>
+      <w:r>
+        <w:t xml:space="preserve">de datos (n = 6 ), la mediana se calcula como el</w:t>
+      </w:r>
+      <w:r>
+        <w:t xml:space="preserve"> </w:t>
+      </w:r>
+      <w:r>
+        <w:rPr>
+          <w:b/>
+          <w:bCs/>
+        </w:rPr>
+        <w:t xml:space="preserve">promedio de los dos valores centrales</w:t>
       </w:r>
       <w:r>
         <w:t xml:space="preserve">.</w:t>
@@ -2608,34 +2734,97 @@
           <w:b/>
           <w:bCs/>
         </w:rPr>
-        <w:t xml:space="preserve">Posición del valor central:</w:t>
-      </w:r>
-      <w:r>
-        <w:t xml:space="preserve"> </w:t>
-      </w:r>
-      <w:r>
-        <w:t xml:space="preserve">(n + 1)/2 = ( 7 + 1)/2 = 4</w:t>
-      </w:r>
-    </w:p>
-    <w:p>
-      <w:pPr>
-        <w:numPr>
-          <w:ilvl w:val="0"/>
-          <w:numId w:val="1000"/>
-        </w:numPr>
-      </w:pPr>
-      <w:r>
-        <w:rPr>
-          <w:b/>
-          <w:bCs/>
-        </w:rPr>
-        <w:t xml:space="preserve">Mediana:</w:t>
-      </w:r>
-      <w:r>
-        <w:t xml:space="preserve"> </w:t>
-      </w:r>
-      <w:r>
-        <w:t xml:space="preserve">posición 4 = 358</w:t>
+        <w:t xml:space="preserve">Posición del primer valor central:</w:t>
+      </w:r>
+      <w:r>
+        <w:t xml:space="preserve"> </w:t>
+      </w:r>
+      <w:r>
+        <w:t xml:space="preserve">n/2 = 6 /2 = 3</w:t>
+      </w:r>
+    </w:p>
+    <w:p>
+      <w:pPr>
+        <w:numPr>
+          <w:ilvl w:val="1"/>
+          <w:numId w:val="1018"/>
+        </w:numPr>
+      </w:pPr>
+      <w:r>
+        <w:rPr>
+          <w:b/>
+          <w:bCs/>
+        </w:rPr>
+        <w:t xml:space="preserve">Posición del segundo valor central:</w:t>
+      </w:r>
+      <w:r>
+        <w:t xml:space="preserve"> </w:t>
+      </w:r>
+      <w:r>
+        <w:t xml:space="preserve">(n/2) + 1 = 3 + 1 = 4</w:t>
+      </w:r>
+    </w:p>
+    <w:p>
+      <w:pPr>
+        <w:numPr>
+          <w:ilvl w:val="1"/>
+          <w:numId w:val="1018"/>
+        </w:numPr>
+      </w:pPr>
+      <w:r>
+        <w:rPr>
+          <w:b/>
+          <w:bCs/>
+        </w:rPr>
+        <w:t xml:space="preserve">Primer valor central:</w:t>
+      </w:r>
+      <w:r>
+        <w:t xml:space="preserve"> </w:t>
+      </w:r>
+      <w:r>
+        <w:t xml:space="preserve">posición 3 = 434</w:t>
+      </w:r>
+    </w:p>
+    <w:p>
+      <w:pPr>
+        <w:numPr>
+          <w:ilvl w:val="1"/>
+          <w:numId w:val="1018"/>
+        </w:numPr>
+      </w:pPr>
+      <w:r>
+        <w:rPr>
+          <w:b/>
+          <w:bCs/>
+        </w:rPr>
+        <w:t xml:space="preserve">Segundo valor central:</w:t>
+      </w:r>
+      <w:r>
+        <w:t xml:space="preserve"> </w:t>
+      </w:r>
+      <w:r>
+        <w:t xml:space="preserve">posición 4 = 512</w:t>
+      </w:r>
+    </w:p>
+    <w:p>
+      <w:pPr>
+        <w:numPr>
+          <w:ilvl w:val="0"/>
+          <w:numId w:val="1000"/>
+        </w:numPr>
+      </w:pPr>
+      <w:r>
+        <w:rPr>
+          <w:b/>
+          <w:bCs/>
+        </w:rPr>
+        <w:t xml:space="preserve">Cálculo de la mediana:</w:t>
+      </w:r>
+      <w:r>
+        <w:t xml:space="preserve"> </w:t>
+      </w:r>
+      <w:r>
+        <w:t xml:space="preserve">Mediana = ( 434 + 512 ) ÷ 2 = 946 ÷ 2 = ** 473 **</w:t>
       </w:r>
     </w:p>
     <w:p>
@@ -2670,7 +2859,7 @@
           <w:b/>
           <w:bCs/>
         </w:rPr>
-        <w:t xml:space="preserve">358</w:t>
+        <w:t xml:space="preserve">473</w:t>
       </w:r>
       <w:r>
         <w:t xml:space="preserve">, lo que significa que:</w:t>
@@ -2684,7 +2873,7 @@
         </w:numPr>
       </w:pPr>
       <w:r>
-        <w:t xml:space="preserve">El 50% de las salas tuvieron una asistencia menor o igual a 358</w:t>
+        <w:t xml:space="preserve">El 50% de las salas tuvieron una asistencia menor o igual a 473</w:t>
       </w:r>
     </w:p>
     <w:p>
@@ -2695,7 +2884,7 @@
         </w:numPr>
       </w:pPr>
       <w:r>
-        <w:t xml:space="preserve">El 50% de las salas tuvieron una asistencia mayor o igual a 358</w:t>
+        <w:t xml:space="preserve">El 50% de las salas tuvieron una asistencia mayor o igual a 473</w:t>
       </w:r>
     </w:p>
     <w:p>
@@ -2730,7 +2919,7 @@
         <w:t xml:space="preserve"> </w:t>
       </w:r>
       <w:r>
-        <w:t xml:space="preserve">La mediana es 358 porque es el valor central (posición 4) en el conjunto de datos ordenados</w:t>
+        <w:t xml:space="preserve">La mediana es 473 porque se calcula como (434 + 512) ÷ 2 de los valores centrales</w:t>
       </w:r>
     </w:p>
     <w:p>
@@ -2766,7 +2955,7 @@
         <w:t xml:space="preserve"> </w:t>
       </w:r>
       <w:r>
-        <w:t xml:space="preserve">La mediana es 338 porque está en la posición central de los datos originales</w:t>
+        <w:t xml:space="preserve">La mediana es 547 porque se toma directamente el valor del medio de la tabla</w:t>
       </w:r>
       <w:r>
         <w:t xml:space="preserve"> </w:t>
@@ -2797,7 +2986,7 @@
         <w:t xml:space="preserve"> </w:t>
       </w:r>
       <w:r>
-        <w:t xml:space="preserve">La mediana es 338 porque ocupa la posición central calculada como n÷2</w:t>
+        <w:t xml:space="preserve">La mediana es 455.8 porque se calcula sumando todos los valores y dividiendo por el número de datos</w:t>
       </w:r>
       <w:r>
         <w:t xml:space="preserve"> </w:t>
@@ -2807,7 +2996,7 @@
           <w:i/>
           <w:iCs/>
         </w:rPr>
-        <w:t xml:space="preserve">Error en el procedimiento de cálculo.</w:t>
+        <w:t xml:space="preserve">Error conceptual: Confunde mediana con media aritmética.</w:t>
       </w:r>
     </w:p>
     <w:p>
@@ -2828,7 +3017,7 @@
         <w:t xml:space="preserve"> </w:t>
       </w:r>
       <w:r>
-        <w:t xml:space="preserve">La mediana es 277 porque representa la diferencia entre el valor máximo y mínimo</w:t>
+        <w:t xml:space="preserve">La mediana es 434 porque ocupa la posición central calculada como n÷2</w:t>
       </w:r>
       <w:r>
         <w:t xml:space="preserve"> </w:t>
@@ -2889,7 +3078,7 @@
           <w:b/>
           <w:bCs/>
         </w:rPr>
-        <w:t xml:space="preserve">358</w:t>
+        <w:t xml:space="preserve">473</w:t>
       </w:r>
       <w:r>
         <w:t xml:space="preserve">.</w:t>
@@ -2903,6 +3092,17 @@
         </w:numPr>
       </w:pPr>
       <w:r>
+        <w:t xml:space="preserve">Verdadero</w:t>
+      </w:r>
+    </w:p>
+    <w:p>
+      <w:pPr>
+        <w:numPr>
+          <w:ilvl w:val="1"/>
+          <w:numId w:val="1021"/>
+        </w:numPr>
+      </w:pPr>
+      <w:r>
         <w:t xml:space="preserve">Falso</w:t>
       </w:r>
     </w:p>
@@ -2925,17 +3125,6 @@
         </w:numPr>
       </w:pPr>
       <w:r>
-        <w:t xml:space="preserve">Verdadero</w:t>
-      </w:r>
-    </w:p>
-    <w:p>
-      <w:pPr>
-        <w:numPr>
-          <w:ilvl w:val="1"/>
-          <w:numId w:val="1021"/>
-        </w:numPr>
-      </w:pPr>
-      <w:r>
         <w:t xml:space="preserve">Falso</w:t>
       </w:r>
     </w:p>
@@ -2957,7 +3146,7 @@
         <w:br/>
       </w:r>
       <w:r>
-        <w:t xml:space="preserve">El centro comercial Cinema City registró la asistencia de espectadores durante una semana en sus diferentes salas digitales que proyectaban películas de aventura. Los datos se muestran en la siguiente tabla:</w:t>
+        <w:t xml:space="preserve">El centro comercial Multiplex Norte registró la asistencia de espectadores durante una semana en sus diferentes salas estándar que proyectaban películas de comedia. Los datos se muestran en la siguiente tabla:</w:t>
       </w:r>
     </w:p>
     <w:p>
@@ -2970,7 +3159,7 @@
       <w:r>
         <w:drawing>
           <wp:inline>
-            <wp:extent cx="3599999" cy="3697297"/>
+            <wp:extent cx="3599999" cy="2886486"/>
             <wp:effectExtent b="0" l="0" r="0" t="0"/>
             <wp:docPr descr="image" title="" id="61" name="Picture"/>
             <a:graphic>
@@ -3000,7 +3189,7 @@
                   <pic:spPr bwMode="auto">
                     <a:xfrm>
                       <a:off x="0" y="0"/>
-                      <a:ext cx="3599999" cy="3697297"/>
+                      <a:ext cx="3599999" cy="2886486"/>
                     </a:xfrm>
                     <a:prstGeom prst="rect">
                       <a:avLst/>
@@ -3038,7 +3227,7 @@
         </w:numPr>
       </w:pPr>
       <w:r>
-        <w:t xml:space="preserve">¿Cuál de las siguientes afirmaciones explica correctamente cómo calcular la mediana de asistencia para las 8 salas de cine?</w:t>
+        <w:t xml:space="preserve">¿Cuál de las siguientes afirmaciones explica correctamente cómo calcular la mediana de asistencia para las 6 salas de cine?</w:t>
       </w:r>
     </w:p>
     <w:p>
@@ -3070,7 +3259,7 @@
         </w:numPr>
       </w:pPr>
       <w:r>
-        <w:t xml:space="preserve">La mediana es 428.5 porque es el promedio de los dos valores centrales (412 y 445) en el conjunto ordenado</w:t>
+        <w:t xml:space="preserve">La mediana es 379 porque se calcula como (354 + 404) ÷ 2 de los valores centrales</w:t>
       </w:r>
     </w:p>
     <w:p>
@@ -3081,7 +3270,7 @@
         </w:numPr>
       </w:pPr>
       <w:r>
-        <w:t xml:space="preserve">La mediana es 412 porque se encuentra en la mitad exacta de los datos</w:t>
+        <w:t xml:space="preserve">La mediana es 354 porque ocupa la posición central calculada como n÷2</w:t>
       </w:r>
     </w:p>
     <w:p>
@@ -3092,7 +3281,7 @@
         </w:numPr>
       </w:pPr>
       <w:r>
-        <w:t xml:space="preserve">La mediana es 415.2 porque se calcula sumando todos los valores y dividiendo por el número de datos</w:t>
+        <w:t xml:space="preserve">La mediana es 758 porque se obtiene sumando las posiciones centrales</w:t>
       </w:r>
     </w:p>
     <w:p>
@@ -3103,7 +3292,7 @@
         </w:numPr>
       </w:pPr>
       <w:r>
-        <w:t xml:space="preserve">La mediana es 599 porque es el dato que aparece con mayor frecuencia</w:t>
+        <w:t xml:space="preserve">La mediana es 521 porque representa el valor más frecuente</w:t>
       </w:r>
     </w:p>
     <w:p>
@@ -3218,7 +3407,7 @@
         </w:numPr>
       </w:pPr>
       <w:r>
-        <w:t xml:space="preserve">599, 339, 208, 276, 445, 412, 454, 589</w:t>
+        <w:t xml:space="preserve">450, 317, 404, 521, 299, 354</w:t>
       </w:r>
     </w:p>
     <w:p>
@@ -3244,7 +3433,7 @@
         </w:numPr>
       </w:pPr>
       <w:r>
-        <w:t xml:space="preserve">208, 276, 339, 412, 445, 454, 589, 599</w:t>
+        <w:t xml:space="preserve">299, 317, 354, 404, 450, 521</w:t>
       </w:r>
     </w:p>
     <w:p>
@@ -3265,7 +3454,7 @@
         <w:t xml:space="preserve"> </w:t>
       </w:r>
       <w:r>
-        <w:t xml:space="preserve">n = 8</w:t>
+        <w:t xml:space="preserve">n = 6</w:t>
       </w:r>
     </w:p>
     <w:p>
@@ -3306,7 +3495,7 @@
         <w:t xml:space="preserve"> </w:t>
       </w:r>
       <w:r>
-        <w:t xml:space="preserve">de datos (n = 8 ), la mediana se calcula como el</w:t>
+        <w:t xml:space="preserve">de datos (n = 6 ), la mediana se calcula como el</w:t>
       </w:r>
       <w:r>
         <w:t xml:space="preserve"> </w:t>
@@ -3340,7 +3529,7 @@
         <w:t xml:space="preserve"> </w:t>
       </w:r>
       <w:r>
-        <w:t xml:space="preserve">n/2 = 8 /2 = 4</w:t>
+        <w:t xml:space="preserve">n/2 = 6 /2 = 3</w:t>
       </w:r>
     </w:p>
     <w:p>
@@ -3361,7 +3550,7 @@
         <w:t xml:space="preserve"> </w:t>
       </w:r>
       <w:r>
-        <w:t xml:space="preserve">(n/2) + 1 = 4 + 1 = 5</w:t>
+        <w:t xml:space="preserve">(n/2) + 1 = 3 + 1 = 4</w:t>
       </w:r>
     </w:p>
     <w:p>
@@ -3382,7 +3571,7 @@
         <w:t xml:space="preserve"> </w:t>
       </w:r>
       <w:r>
-        <w:t xml:space="preserve">posición 4 = 412</w:t>
+        <w:t xml:space="preserve">posición 3 = 354</w:t>
       </w:r>
     </w:p>
     <w:p>
@@ -3403,7 +3592,7 @@
         <w:t xml:space="preserve"> </w:t>
       </w:r>
       <w:r>
-        <w:t xml:space="preserve">posición 5 = 445</w:t>
+        <w:t xml:space="preserve">posición 4 = 404</w:t>
       </w:r>
     </w:p>
     <w:p>
@@ -3424,7 +3613,7 @@
         <w:t xml:space="preserve"> </w:t>
       </w:r>
       <w:r>
-        <w:t xml:space="preserve">Mediana = ( 412 + 445 ) ÷ 2 = 857 ÷ 2 = ** 428.5 **</w:t>
+        <w:t xml:space="preserve">Mediana = ( 354 + 404 ) ÷ 2 = 758 ÷ 2 = ** 379 **</w:t>
       </w:r>
     </w:p>
     <w:p>
@@ -3459,7 +3648,7 @@
           <w:b/>
           <w:bCs/>
         </w:rPr>
-        <w:t xml:space="preserve">428.5</w:t>
+        <w:t xml:space="preserve">379</w:t>
       </w:r>
       <w:r>
         <w:t xml:space="preserve">, lo que significa que:</w:t>
@@ -3473,7 +3662,7 @@
         </w:numPr>
       </w:pPr>
       <w:r>
-        <w:t xml:space="preserve">El 50% de las salas tuvieron una asistencia menor o igual a 428.5</w:t>
+        <w:t xml:space="preserve">El 50% de las salas tuvieron una asistencia menor o igual a 379</w:t>
       </w:r>
     </w:p>
     <w:p>
@@ -3484,7 +3673,7 @@
         </w:numPr>
       </w:pPr>
       <w:r>
-        <w:t xml:space="preserve">El 50% de las salas tuvieron una asistencia mayor o igual a 428.5</w:t>
+        <w:t xml:space="preserve">El 50% de las salas tuvieron una asistencia mayor o igual a 379</w:t>
       </w:r>
     </w:p>
     <w:p>
@@ -3519,7 +3708,7 @@
         <w:t xml:space="preserve"> </w:t>
       </w:r>
       <w:r>
-        <w:t xml:space="preserve">La mediana es 428.5 porque es el promedio de los dos valores centrales (412 y 445) en el conjunto ordenado</w:t>
+        <w:t xml:space="preserve">La mediana es 379 porque se calcula como (354 + 404) ÷ 2 de los valores centrales</w:t>
       </w:r>
     </w:p>
     <w:p>
@@ -3549,13 +3738,13 @@
           <w:b/>
           <w:bCs/>
         </w:rPr>
-        <w:t xml:space="preserve">Opción A :</w:t>
-      </w:r>
-      <w:r>
-        <w:t xml:space="preserve"> </w:t>
-      </w:r>
-      <w:r>
-        <w:t xml:space="preserve">La mediana es 415.2 porque se calcula sumando todos los valores y dividiendo por el número de datos</w:t>
+        <w:t xml:space="preserve">Opción B :</w:t>
+      </w:r>
+      <w:r>
+        <w:t xml:space="preserve"> </w:t>
+      </w:r>
+      <w:r>
+        <w:t xml:space="preserve">La mediana es 521 porque representa el valor más frecuente</w:t>
       </w:r>
       <w:r>
         <w:t xml:space="preserve"> </w:t>
@@ -3565,7 +3754,7 @@
           <w:i/>
           <w:iCs/>
         </w:rPr>
-        <w:t xml:space="preserve">Error conceptual: Confunde mediana con media aritmética.</w:t>
+        <w:t xml:space="preserve">Error en el procedimiento de cálculo.</w:t>
       </w:r>
     </w:p>
     <w:p>
@@ -3580,13 +3769,13 @@
           <w:b/>
           <w:bCs/>
         </w:rPr>
-        <w:t xml:space="preserve">Opción B :</w:t>
-      </w:r>
-      <w:r>
-        <w:t xml:space="preserve"> </w:t>
-      </w:r>
-      <w:r>
-        <w:t xml:space="preserve">La mediana es 412 porque se encuentra en la mitad exacta de los datos</w:t>
+        <w:t xml:space="preserve">Opción C :</w:t>
+      </w:r>
+      <w:r>
+        <w:t xml:space="preserve"> </w:t>
+      </w:r>
+      <w:r>
+        <w:t xml:space="preserve">La mediana es 758 porque se obtiene sumando las posiciones centrales</w:t>
       </w:r>
       <w:r>
         <w:t xml:space="preserve"> </w:t>
@@ -3617,7 +3806,7 @@
         <w:t xml:space="preserve"> </w:t>
       </w:r>
       <w:r>
-        <w:t xml:space="preserve">La mediana es 599 porque es el dato que aparece con mayor frecuencia</w:t>
+        <w:t xml:space="preserve">La mediana es 354 porque ocupa la posición central calculada como n÷2</w:t>
       </w:r>
       <w:r>
         <w:t xml:space="preserve"> </w:t>
@@ -3678,7 +3867,7 @@
           <w:b/>
           <w:bCs/>
         </w:rPr>
-        <w:t xml:space="preserve">428.5</w:t>
+        <w:t xml:space="preserve">379</w:t>
       </w:r>
       <w:r>
         <w:t xml:space="preserve">.</w:t>
